--- a/ТЗ_OX/06_Этап_05_Защита_от_кита/OX_Этап_05_Защита_от_кита_ТЗ_v3.docx
+++ b/ТЗ_OX/06_Этап_05_Защита_от_кита/OX_Этап_05_Защита_от_кита_ТЗ_v3.docx
@@ -237,7 +237,7 @@
         <w:pStyle w:val="Code"/>
       </w:pPr>
       <w:r>
-        <w:t xml:space="preserve">baseComboPrice = 3 USDC</w:t>
+        <w:t xml:space="preserve">baseComboPrice = 1 USDC</w:t>
       </w:r>
     </w:p>
     <w:p>
@@ -291,16 +291,16 @@
     <w:p/>
     <w:p>
       <w:r>
-        <w:t xml:space="preserve">Полное покрытие при цене 3 USDC:</w:t>
-      </w:r>
-    </w:p>
-    <w:p/>
-    <w:p>
-      <w:pPr>
-        <w:pStyle w:val="Code"/>
-      </w:pPr>
-      <w:r>
-        <w:t xml:space="preserve">coverageCost = 14 348 907 * 3 = 43 046 721 USDC</w:t>
+        <w:t xml:space="preserve">Полное покрытие при базовой цене 1 USDC:</w:t>
+      </w:r>
+    </w:p>
+    <w:p/>
+    <w:p>
+      <w:pPr>
+        <w:pStyle w:val="Code"/>
+      </w:pPr>
+      <w:r>
+        <w:t xml:space="preserve">coverageCost = 14 348 907 * 1 = 14 348 907 USDC</w:t>
       </w:r>
     </w:p>
     <w:p/>
@@ -323,7 +323,7 @@
         <w:pStyle w:val="Code"/>
       </w:pPr>
       <w:r>
-        <w:t xml:space="preserve">ordinaryPoolRecoveryWorst = 34 437 376.8 USDC</w:t>
+        <w:t xml:space="preserve">ordinaryPoolRecoveryWorst = 11 479 125.6 USDC</w:t>
       </w:r>
     </w:p>
     <w:p/>
@@ -346,13 +346,13 @@
         <w:pStyle w:val="Code"/>
       </w:pPr>
       <w:r>
-        <w:t xml:space="preserve">netAttackCost = 8 609 344.2 USDC</w:t>
-      </w:r>
-    </w:p>
-    <w:p/>
-    <w:p>
-      <w:r>
-        <w:t xml:space="preserve">Это ключевой вывод: нельзя считать, что кит рискует всеми 43 046 721 USDC. При полном покрытии он ожидаемо возвращает значительную часть через призовой фонд.</w:t>
+        <w:t xml:space="preserve">netAttackCost = 2 869 781.4 USDC</w:t>
+      </w:r>
+    </w:p>
+    <w:p/>
+    <w:p>
+      <w:r>
+        <w:t xml:space="preserve">Это ключевой вывод: нельзя считать, что кит рискует всеми 14 348 907 USDC. При полном покрытии он ожидаемо возвращает значительную часть через призовой фонд.</w:t>
       </w:r>
     </w:p>
     <w:p/>
@@ -571,30 +571,30 @@
         <w:pStyle w:val="Heading2"/>
       </w:pPr>
       <w:r>
-        <w:t xml:space="preserve">5. Точка безубыточности при цене 3 USDC</w:t>
-      </w:r>
-    </w:p>
-    <w:p/>
-    <w:p>
-      <w:r>
-        <w:t xml:space="preserve">При цене 3 USDC:</w:t>
-      </w:r>
-    </w:p>
-    <w:p/>
-    <w:p>
-      <w:pPr>
-        <w:pStyle w:val="Code"/>
-      </w:pPr>
-      <w:r>
-        <w:t xml:space="preserve">coverageCost = 43 046 721 USDC</w:t>
-      </w:r>
-    </w:p>
-    <w:p>
-      <w:pPr>
-        <w:pStyle w:val="Code"/>
-      </w:pPr>
-      <w:r>
-        <w:t xml:space="preserve">netAttackCost = 8 609 344.2 USDC</w:t>
+        <w:t xml:space="preserve">5. Точка безубыточности при базовой цене 1 USDC</w:t>
+      </w:r>
+    </w:p>
+    <w:p/>
+    <w:p>
+      <w:r>
+        <w:t xml:space="preserve">При цене 1 USDC:</w:t>
+      </w:r>
+    </w:p>
+    <w:p/>
+    <w:p>
+      <w:pPr>
+        <w:pStyle w:val="Code"/>
+      </w:pPr>
+      <w:r>
+        <w:t xml:space="preserve">coverageCost = 14 348 907 USDC</w:t>
+      </w:r>
+    </w:p>
+    <w:p>
+      <w:pPr>
+        <w:pStyle w:val="Code"/>
+      </w:pPr>
+      <w:r>
+        <w:t xml:space="preserve">netAttackCost = 2 869 781.4 USDC</w:t>
       </w:r>
     </w:p>
     <w:p/>
@@ -617,15 +617,15 @@
         <w:pStyle w:val="Code"/>
       </w:pPr>
       <w:r>
-        <w:t xml:space="preserve">breakEvenJackpot = 8 609 344.2 / 0.9</w:t>
-      </w:r>
-    </w:p>
-    <w:p>
-      <w:pPr>
-        <w:pStyle w:val="Code"/>
-      </w:pPr>
-      <w:r>
-        <w:t xml:space="preserve">breakEvenJackpot = 9 565 938 USDC</w:t>
+        <w:t xml:space="preserve">breakEvenJackpot = 2 869 781.4 / 0.9</w:t>
+      </w:r>
+    </w:p>
+    <w:p>
+      <w:pPr>
+        <w:pStyle w:val="Code"/>
+      </w:pPr>
+      <w:r>
+        <w:t xml:space="preserve">breakEvenJackpot = 3 188 646 USDC</w:t>
       </w:r>
     </w:p>
     <w:p/>
@@ -637,7 +637,7 @@
     <w:p/>
     <w:p>
       <w:r>
-        <w:t xml:space="preserve">Если activeJackpot приближается к 9.56 млн USDC при цене 3 USDC, полный перебор становится критически опасным.</w:t>
+        <w:t xml:space="preserve">Если activeJackpot приближается к 3.19 млн USDC при цене 1 USDC, полный перебор становится критически опасным.</w:t>
       </w:r>
     </w:p>
     <w:p/>
@@ -1061,7 +1061,7 @@
         <w:pStyle w:val="Code"/>
       </w:pPr>
       <w:r>
-        <w:t xml:space="preserve">baseComboPrice = 3 USDC</w:t>
+        <w:t xml:space="preserve">baseComboPrice = 1 USDC</w:t>
       </w:r>
     </w:p>
     <w:p>
@@ -1155,7 +1155,7 @@
         <w:pStyle w:val="Heading2"/>
       </w:pPr>
       <w:r>
-        <w:t xml:space="preserve">8. Примерная таблица риска при цене 3 USDC</w:t>
+        <w:t xml:space="preserve">8. Примерная таблица риска при базовой цене 1 USDC</w:t>
       </w:r>
     </w:p>
     <w:p/>
@@ -1197,7 +1197,7 @@
           </w:tcPr>
           <w:p>
             <w:r>
-              <w:t>riskRatio при 3 USDC</w:t>
+              <w:t>riskRatio при 1 USDC</w:t>
             </w:r>
           </w:p>
         </w:tc>
@@ -1249,17 +1249,17 @@
           </w:tcPr>
           <w:p>
             <w:r>
-              <w:t>0.0005</w:t>
-            </w:r>
-          </w:p>
-        </w:tc>
-        <w:tc>
-          <w:tcPr>
-            <w:tcW w:w="2400" w:type="dxa"/>
-          </w:tcPr>
-          <w:p>
-            <w:r>
-              <w:t>3.00 USDC</w:t>
+              <w:t>0.0016</w:t>
+            </w:r>
+          </w:p>
+        </w:tc>
+        <w:tc>
+          <w:tcPr>
+            <w:tcW w:w="2400" w:type="dxa"/>
+          </w:tcPr>
+          <w:p>
+            <w:r>
+              <w:t>1.00 USDC</w:t>
             </w:r>
           </w:p>
         </w:tc>
@@ -1301,17 +1301,17 @@
           </w:tcPr>
           <w:p>
             <w:r>
-              <w:t>0.1045</w:t>
-            </w:r>
-          </w:p>
-        </w:tc>
-        <w:tc>
-          <w:tcPr>
-            <w:tcW w:w="2400" w:type="dxa"/>
-          </w:tcPr>
-          <w:p>
-            <w:r>
-              <w:t>3.00 USDC</w:t>
+              <w:t>0.3136</w:t>
+            </w:r>
+          </w:p>
+        </w:tc>
+        <w:tc>
+          <w:tcPr>
+            <w:tcW w:w="2400" w:type="dxa"/>
+          </w:tcPr>
+          <w:p>
+            <w:r>
+              <w:t>1.00 USDC</w:t>
             </w:r>
           </w:p>
         </w:tc>
@@ -1333,37 +1333,37 @@
           </w:tcPr>
           <w:p>
             <w:r>
-              <w:t>5 000 000 USDC</w:t>
-            </w:r>
-          </w:p>
-        </w:tc>
-        <w:tc>
-          <w:tcPr>
-            <w:tcW w:w="2400" w:type="dxa"/>
-          </w:tcPr>
-          <w:p>
-            <w:r>
-              <w:t>4 500 000 USDC</w:t>
-            </w:r>
-          </w:p>
-        </w:tc>
-        <w:tc>
-          <w:tcPr>
-            <w:tcW w:w="2400" w:type="dxa"/>
-          </w:tcPr>
-          <w:p>
-            <w:r>
-              <w:t>0.5227</w:t>
-            </w:r>
-          </w:p>
-        </w:tc>
-        <w:tc>
-          <w:tcPr>
-            <w:tcW w:w="2400" w:type="dxa"/>
-          </w:tcPr>
-          <w:p>
-            <w:r>
-              <w:t>3.00 USDC</w:t>
+              <w:t>2 000 000 USDC</w:t>
+            </w:r>
+          </w:p>
+        </w:tc>
+        <w:tc>
+          <w:tcPr>
+            <w:tcW w:w="2400" w:type="dxa"/>
+          </w:tcPr>
+          <w:p>
+            <w:r>
+              <w:t>1 800 000 USDC</w:t>
+            </w:r>
+          </w:p>
+        </w:tc>
+        <w:tc>
+          <w:tcPr>
+            <w:tcW w:w="2400" w:type="dxa"/>
+          </w:tcPr>
+          <w:p>
+            <w:r>
+              <w:t>0.6272</w:t>
+            </w:r>
+          </w:p>
+        </w:tc>
+        <w:tc>
+          <w:tcPr>
+            <w:tcW w:w="2400" w:type="dxa"/>
+          </w:tcPr>
+          <w:p>
+            <w:r>
+              <w:t>1.00 USDC</w:t>
             </w:r>
           </w:p>
         </w:tc>
@@ -1385,47 +1385,47 @@
           </w:tcPr>
           <w:p>
             <w:r>
-              <w:t>7 000 000 USDC</w:t>
-            </w:r>
-          </w:p>
-        </w:tc>
-        <w:tc>
-          <w:tcPr>
-            <w:tcW w:w="2400" w:type="dxa"/>
-          </w:tcPr>
-          <w:p>
-            <w:r>
-              <w:t>6 300 000 USDC</w:t>
-            </w:r>
-          </w:p>
-        </w:tc>
-        <w:tc>
-          <w:tcPr>
-            <w:tcW w:w="2400" w:type="dxa"/>
-          </w:tcPr>
-          <w:p>
-            <w:r>
-              <w:t>0.7318</w:t>
-            </w:r>
-          </w:p>
-        </w:tc>
-        <w:tc>
-          <w:tcPr>
-            <w:tcW w:w="2400" w:type="dxa"/>
-          </w:tcPr>
-          <w:p>
-            <w:r>
-              <w:t>3.00 USDC</w:t>
-            </w:r>
-          </w:p>
-        </w:tc>
-        <w:tc>
-          <w:tcPr>
-            <w:tcW w:w="2400" w:type="dxa"/>
-          </w:tcPr>
-          <w:p>
-            <w:r>
-              <w:t>Можно открывать, но мониторить</w:t>
+              <w:t>2 400 000 USDC</w:t>
+            </w:r>
+          </w:p>
+        </w:tc>
+        <w:tc>
+          <w:tcPr>
+            <w:tcW w:w="2400" w:type="dxa"/>
+          </w:tcPr>
+          <w:p>
+            <w:r>
+              <w:t>2 160 000 USDC</w:t>
+            </w:r>
+          </w:p>
+        </w:tc>
+        <w:tc>
+          <w:tcPr>
+            <w:tcW w:w="2400" w:type="dxa"/>
+          </w:tcPr>
+          <w:p>
+            <w:r>
+              <w:t>0.7527</w:t>
+            </w:r>
+          </w:p>
+        </w:tc>
+        <w:tc>
+          <w:tcPr>
+            <w:tcW w:w="2400" w:type="dxa"/>
+          </w:tcPr>
+          <w:p>
+            <w:r>
+              <w:t>1.25 USDC</w:t>
+            </w:r>
+          </w:p>
+        </w:tc>
+        <w:tc>
+          <w:tcPr>
+            <w:tcW w:w="2400" w:type="dxa"/>
+          </w:tcPr>
+          <w:p>
+            <w:r>
+              <w:t>Зона внимания</w:t>
             </w:r>
           </w:p>
         </w:tc>
@@ -1437,47 +1437,47 @@
           </w:tcPr>
           <w:p>
             <w:r>
-              <w:t>8 000 000 USDC</w:t>
-            </w:r>
-          </w:p>
-        </w:tc>
-        <w:tc>
-          <w:tcPr>
-            <w:tcW w:w="2400" w:type="dxa"/>
-          </w:tcPr>
-          <w:p>
-            <w:r>
-              <w:t>7 200 000 USDC</w:t>
-            </w:r>
-          </w:p>
-        </w:tc>
-        <w:tc>
-          <w:tcPr>
-            <w:tcW w:w="2400" w:type="dxa"/>
-          </w:tcPr>
-          <w:p>
-            <w:r>
-              <w:t>0.8363</w:t>
-            </w:r>
-          </w:p>
-        </w:tc>
-        <w:tc>
-          <w:tcPr>
-            <w:tcW w:w="2400" w:type="dxa"/>
-          </w:tcPr>
-          <w:p>
-            <w:r>
-              <w:t>3.50 USDC</w:t>
-            </w:r>
-          </w:p>
-        </w:tc>
-        <w:tc>
-          <w:tcPr>
-            <w:tcW w:w="2400" w:type="dxa"/>
-          </w:tcPr>
-          <w:p>
-            <w:r>
-              <w:t>Зона внимания</w:t>
+              <w:t>3 000 000 USDC</w:t>
+            </w:r>
+          </w:p>
+        </w:tc>
+        <w:tc>
+          <w:tcPr>
+            <w:tcW w:w="2400" w:type="dxa"/>
+          </w:tcPr>
+          <w:p>
+            <w:r>
+              <w:t>2 700 000 USDC</w:t>
+            </w:r>
+          </w:p>
+        </w:tc>
+        <w:tc>
+          <w:tcPr>
+            <w:tcW w:w="2400" w:type="dxa"/>
+          </w:tcPr>
+          <w:p>
+            <w:r>
+              <w:t>0.9408</w:t>
+            </w:r>
+          </w:p>
+        </w:tc>
+        <w:tc>
+          <w:tcPr>
+            <w:tcW w:w="2400" w:type="dxa"/>
+          </w:tcPr>
+          <w:p>
+            <w:r>
+              <w:t>1.50 USDC</w:t>
+            </w:r>
+          </w:p>
+        </w:tc>
+        <w:tc>
+          <w:tcPr>
+            <w:tcW w:w="2400" w:type="dxa"/>
+          </w:tcPr>
+          <w:p>
+            <w:r>
+              <w:t>Поднять цену до Open</w:t>
             </w:r>
           </w:p>
         </w:tc>
@@ -1489,47 +1489,47 @@
           </w:tcPr>
           <w:p>
             <w:r>
-              <w:t>9 000 000 USDC</w:t>
-            </w:r>
-          </w:p>
-        </w:tc>
-        <w:tc>
-          <w:tcPr>
-            <w:tcW w:w="2400" w:type="dxa"/>
-          </w:tcPr>
-          <w:p>
-            <w:r>
-              <w:t>8 100 000 USDC</w:t>
-            </w:r>
-          </w:p>
-        </w:tc>
-        <w:tc>
-          <w:tcPr>
-            <w:tcW w:w="2400" w:type="dxa"/>
-          </w:tcPr>
-          <w:p>
-            <w:r>
-              <w:t>0.9408</w:t>
-            </w:r>
-          </w:p>
-        </w:tc>
-        <w:tc>
-          <w:tcPr>
-            <w:tcW w:w="2400" w:type="dxa"/>
-          </w:tcPr>
-          <w:p>
-            <w:r>
-              <w:t>4.00 USDC</w:t>
-            </w:r>
-          </w:p>
-        </w:tc>
-        <w:tc>
-          <w:tcPr>
-            <w:tcW w:w="2400" w:type="dxa"/>
-          </w:tcPr>
-          <w:p>
-            <w:r>
-              <w:t>Поднять цену до Open</w:t>
+              <w:t>3 200 000 USDC</w:t>
+            </w:r>
+          </w:p>
+        </w:tc>
+        <w:tc>
+          <w:tcPr>
+            <w:tcW w:w="2400" w:type="dxa"/>
+          </w:tcPr>
+          <w:p>
+            <w:r>
+              <w:t>2 880 000 USDC</w:t>
+            </w:r>
+          </w:p>
+        </w:tc>
+        <w:tc>
+          <w:tcPr>
+            <w:tcW w:w="2400" w:type="dxa"/>
+          </w:tcPr>
+          <w:p>
+            <w:r>
+              <w:t>1.0036</w:t>
+            </w:r>
+          </w:p>
+        </w:tc>
+        <w:tc>
+          <w:tcPr>
+            <w:tcW w:w="2400" w:type="dxa"/>
+          </w:tcPr>
+          <w:p>
+            <w:r>
+              <w:t>1.50 USDC</w:t>
+            </w:r>
+          </w:p>
+        </w:tc>
+        <w:tc>
+          <w:tcPr>
+            <w:tcW w:w="2400" w:type="dxa"/>
+          </w:tcPr>
+          <w:p>
+            <w:r>
+              <w:t>Нельзя открывать по 1 USDC</w:t>
             </w:r>
           </w:p>
         </w:tc>
@@ -1541,47 +1541,47 @@
           </w:tcPr>
           <w:p>
             <w:r>
-              <w:t>10 000 000 USDC</w:t>
-            </w:r>
-          </w:p>
-        </w:tc>
-        <w:tc>
-          <w:tcPr>
-            <w:tcW w:w="2400" w:type="dxa"/>
-          </w:tcPr>
-          <w:p>
-            <w:r>
-              <w:t>9 000 000 USDC</w:t>
-            </w:r>
-          </w:p>
-        </w:tc>
-        <w:tc>
-          <w:tcPr>
-            <w:tcW w:w="2400" w:type="dxa"/>
-          </w:tcPr>
-          <w:p>
-            <w:r>
-              <w:t>1.0454</w:t>
-            </w:r>
-          </w:p>
-        </w:tc>
-        <w:tc>
-          <w:tcPr>
-            <w:tcW w:w="2400" w:type="dxa"/>
-          </w:tcPr>
-          <w:p>
-            <w:r>
-              <w:t>4.25 USDC</w:t>
-            </w:r>
-          </w:p>
-        </w:tc>
-        <w:tc>
-          <w:tcPr>
-            <w:tcW w:w="2400" w:type="dxa"/>
-          </w:tcPr>
-          <w:p>
-            <w:r>
-              <w:t>Нельзя открывать по 3 USDC</w:t>
+              <w:t>5 000 000 USDC</w:t>
+            </w:r>
+          </w:p>
+        </w:tc>
+        <w:tc>
+          <w:tcPr>
+            <w:tcW w:w="2400" w:type="dxa"/>
+          </w:tcPr>
+          <w:p>
+            <w:r>
+              <w:t>4 500 000 USDC</w:t>
+            </w:r>
+          </w:p>
+        </w:tc>
+        <w:tc>
+          <w:tcPr>
+            <w:tcW w:w="2400" w:type="dxa"/>
+          </w:tcPr>
+          <w:p>
+            <w:r>
+              <w:t>1.5681</w:t>
+            </w:r>
+          </w:p>
+        </w:tc>
+        <w:tc>
+          <w:tcPr>
+            <w:tcW w:w="2400" w:type="dxa"/>
+          </w:tcPr>
+          <w:p>
+            <w:r>
+              <w:t>2.25 USDC</w:t>
+            </w:r>
+          </w:p>
+        </w:tc>
+        <w:tc>
+          <w:tcPr>
+            <w:tcW w:w="2400" w:type="dxa"/>
+          </w:tcPr>
+          <w:p>
+            <w:r>
+              <w:t>Красная зона</w:t>
             </w:r>
           </w:p>
         </w:tc>
@@ -1593,37 +1593,37 @@
           </w:tcPr>
           <w:p>
             <w:r>
-              <w:t>15 000 000 USDC</w:t>
-            </w:r>
-          </w:p>
-        </w:tc>
-        <w:tc>
-          <w:tcPr>
-            <w:tcW w:w="2400" w:type="dxa"/>
-          </w:tcPr>
-          <w:p>
-            <w:r>
-              <w:t>13 500 000 USDC</w:t>
-            </w:r>
-          </w:p>
-        </w:tc>
-        <w:tc>
-          <w:tcPr>
-            <w:tcW w:w="2400" w:type="dxa"/>
-          </w:tcPr>
-          <w:p>
-            <w:r>
-              <w:t>1.5681</w:t>
-            </w:r>
-          </w:p>
-        </w:tc>
-        <w:tc>
-          <w:tcPr>
-            <w:tcW w:w="2400" w:type="dxa"/>
-          </w:tcPr>
-          <w:p>
-            <w:r>
-              <w:t>6.50 USDC</w:t>
+              <w:t>7 000 000 USDC</w:t>
+            </w:r>
+          </w:p>
+        </w:tc>
+        <w:tc>
+          <w:tcPr>
+            <w:tcW w:w="2400" w:type="dxa"/>
+          </w:tcPr>
+          <w:p>
+            <w:r>
+              <w:t>6 300 000 USDC</w:t>
+            </w:r>
+          </w:p>
+        </w:tc>
+        <w:tc>
+          <w:tcPr>
+            <w:tcW w:w="2400" w:type="dxa"/>
+          </w:tcPr>
+          <w:p>
+            <w:r>
+              <w:t>2.1953</w:t>
+            </w:r>
+          </w:p>
+        </w:tc>
+        <w:tc>
+          <w:tcPr>
+            <w:tcW w:w="2400" w:type="dxa"/>
+          </w:tcPr>
+          <w:p>
+            <w:r>
+              <w:t>3.00 USDC</w:t>
             </w:r>
           </w:p>
         </w:tc>
@@ -1645,6 +1645,162 @@
           </w:tcPr>
           <w:p>
             <w:r>
+              <w:t>9 000 000 USDC</w:t>
+            </w:r>
+          </w:p>
+        </w:tc>
+        <w:tc>
+          <w:tcPr>
+            <w:tcW w:w="2400" w:type="dxa"/>
+          </w:tcPr>
+          <w:p>
+            <w:r>
+              <w:t>8 100 000 USDC</w:t>
+            </w:r>
+          </w:p>
+        </w:tc>
+        <w:tc>
+          <w:tcPr>
+            <w:tcW w:w="2400" w:type="dxa"/>
+          </w:tcPr>
+          <w:p>
+            <w:r>
+              <w:t>2.8226</w:t>
+            </w:r>
+          </w:p>
+        </w:tc>
+        <w:tc>
+          <w:tcPr>
+            <w:tcW w:w="2400" w:type="dxa"/>
+          </w:tcPr>
+          <w:p>
+            <w:r>
+              <w:t>4.00 USDC</w:t>
+            </w:r>
+          </w:p>
+        </w:tc>
+        <w:tc>
+          <w:tcPr>
+            <w:tcW w:w="2400" w:type="dxa"/>
+          </w:tcPr>
+          <w:p>
+            <w:r>
+              <w:t>Красная зона</w:t>
+            </w:r>
+          </w:p>
+        </w:tc>
+      </w:tr>
+      <w:tr>
+        <w:tc>
+          <w:tcPr>
+            <w:tcW w:w="2400" w:type="dxa"/>
+          </w:tcPr>
+          <w:p>
+            <w:r>
+              <w:t>10 000 000 USDC</w:t>
+            </w:r>
+          </w:p>
+        </w:tc>
+        <w:tc>
+          <w:tcPr>
+            <w:tcW w:w="2400" w:type="dxa"/>
+          </w:tcPr>
+          <w:p>
+            <w:r>
+              <w:t>9 000 000 USDC</w:t>
+            </w:r>
+          </w:p>
+        </w:tc>
+        <w:tc>
+          <w:tcPr>
+            <w:tcW w:w="2400" w:type="dxa"/>
+          </w:tcPr>
+          <w:p>
+            <w:r>
+              <w:t>3.1362</w:t>
+            </w:r>
+          </w:p>
+        </w:tc>
+        <w:tc>
+          <w:tcPr>
+            <w:tcW w:w="2400" w:type="dxa"/>
+          </w:tcPr>
+          <w:p>
+            <w:r>
+              <w:t>4.25 USDC</w:t>
+            </w:r>
+          </w:p>
+        </w:tc>
+        <w:tc>
+          <w:tcPr>
+            <w:tcW w:w="2400" w:type="dxa"/>
+          </w:tcPr>
+          <w:p>
+            <w:r>
+              <w:t>Красная зона</w:t>
+            </w:r>
+          </w:p>
+        </w:tc>
+      </w:tr>
+      <w:tr>
+        <w:tc>
+          <w:tcPr>
+            <w:tcW w:w="2400" w:type="dxa"/>
+          </w:tcPr>
+          <w:p>
+            <w:r>
+              <w:t>15 000 000 USDC</w:t>
+            </w:r>
+          </w:p>
+        </w:tc>
+        <w:tc>
+          <w:tcPr>
+            <w:tcW w:w="2400" w:type="dxa"/>
+          </w:tcPr>
+          <w:p>
+            <w:r>
+              <w:t>13 500 000 USDC</w:t>
+            </w:r>
+          </w:p>
+        </w:tc>
+        <w:tc>
+          <w:tcPr>
+            <w:tcW w:w="2400" w:type="dxa"/>
+          </w:tcPr>
+          <w:p>
+            <w:r>
+              <w:t>4.7043</w:t>
+            </w:r>
+          </w:p>
+        </w:tc>
+        <w:tc>
+          <w:tcPr>
+            <w:tcW w:w="2400" w:type="dxa"/>
+          </w:tcPr>
+          <w:p>
+            <w:r>
+              <w:t>6.50 USDC</w:t>
+            </w:r>
+          </w:p>
+        </w:tc>
+        <w:tc>
+          <w:tcPr>
+            <w:tcW w:w="2400" w:type="dxa"/>
+          </w:tcPr>
+          <w:p>
+            <w:r>
+              <w:t>Красная зона</w:t>
+            </w:r>
+          </w:p>
+        </w:tc>
+      </w:tr>
+      <w:tr>
+        <w:tc>
+          <w:tcPr>
+            <w:tcW w:w="2400" w:type="dxa"/>
+          </w:tcPr>
+          <w:p>
+            <w:r>
               <w:t>20 000 000 USDC</w:t>
             </w:r>
           </w:p>
@@ -1665,7 +1821,7 @@
           </w:tcPr>
           <w:p>
             <w:r>
-              <w:t>2.0908</w:t>
+              <w:t>6.2724</w:t>
             </w:r>
           </w:p>
         </w:tc>
@@ -2663,7 +2819,7 @@
         <w:pStyle w:val="Code"/>
       </w:pPr>
       <w:r>
-        <w:t xml:space="preserve">baseComboPrice = 3 USDC</w:t>
+        <w:t xml:space="preserve">baseComboPrice = 1 USDC</w:t>
       </w:r>
     </w:p>
     <w:p>
@@ -2852,16 +3008,16 @@
     <w:p/>
     <w:p>
       <w:r>
-        <w:t xml:space="preserve">При цене 3 USDC и targetRiskRatio 0.75:</w:t>
-      </w:r>
-    </w:p>
-    <w:p/>
-    <w:p>
-      <w:pPr>
-        <w:pStyle w:val="Code"/>
-      </w:pPr>
-      <w:r>
-        <w:t xml:space="preserve">safeJackpot ≈ 7 174 454 USDC</w:t>
+        <w:t xml:space="preserve">При цене 1 USDC и targetRiskRatio 0.75:</w:t>
+      </w:r>
+    </w:p>
+    <w:p/>
+    <w:p>
+      <w:pPr>
+        <w:pStyle w:val="Code"/>
+      </w:pPr>
+      <w:r>
+        <w:t xml:space="preserve">safeJackpot ≈ 2 391 485 USDC</w:t>
       </w:r>
     </w:p>
     <w:p/>
@@ -3933,7 +4089,7 @@
           </w:tcPr>
           <w:p>
             <w:r>
-              <w:t>Цена должна остаться 3 USDC</w:t>
+              <w:t>Цена должна остаться 1 USDC</w:t>
             </w:r>
           </w:p>
         </w:tc>
@@ -3945,17 +4101,17 @@
           </w:tcPr>
           <w:p>
             <w:r>
-              <w:t>Джекпот 5 000 000 USDC</w:t>
-            </w:r>
-          </w:p>
-        </w:tc>
-        <w:tc>
-          <w:tcPr>
-            <w:tcW w:w="2400" w:type="dxa"/>
-          </w:tcPr>
-          <w:p>
-            <w:r>
-              <w:t>Цена должна остаться 3 USDC</w:t>
+              <w:t>Джекпот 2 000 000 USDC</w:t>
+            </w:r>
+          </w:p>
+        </w:tc>
+        <w:tc>
+          <w:tcPr>
+            <w:tcW w:w="2400" w:type="dxa"/>
+          </w:tcPr>
+          <w:p>
+            <w:r>
+              <w:t>Цена должна остаться 1 USDC</w:t>
             </w:r>
           </w:p>
         </w:tc>
@@ -3967,17 +4123,17 @@
           </w:tcPr>
           <w:p>
             <w:r>
-              <w:t>Джекпот 9 000 000 USDC</w:t>
-            </w:r>
-          </w:p>
-        </w:tc>
-        <w:tc>
-          <w:tcPr>
-            <w:tcW w:w="2400" w:type="dxa"/>
-          </w:tcPr>
-          <w:p>
-            <w:r>
-              <w:t>Цена должна подняться примерно до 4 USDC</w:t>
+              <w:t>Джекпот 3 000 000 USDC</w:t>
+            </w:r>
+          </w:p>
+        </w:tc>
+        <w:tc>
+          <w:tcPr>
+            <w:tcW w:w="2400" w:type="dxa"/>
+          </w:tcPr>
+          <w:p>
+            <w:r>
+              <w:t>Цена должна подняться примерно до 1.50 USDC</w:t>
             </w:r>
           </w:p>
         </w:tc>
@@ -3989,17 +4145,17 @@
           </w:tcPr>
           <w:p>
             <w:r>
-              <w:t>Джекпот 10 000 000 USDC</w:t>
-            </w:r>
-          </w:p>
-        </w:tc>
-        <w:tc>
-          <w:tcPr>
-            <w:tcW w:w="2400" w:type="dxa"/>
-          </w:tcPr>
-          <w:p>
-            <w:r>
-              <w:t>Тираж нельзя открывать по 3 USDC</w:t>
+              <w:t>Джекпот 5 000 000 USDC</w:t>
+            </w:r>
+          </w:p>
+        </w:tc>
+        <w:tc>
+          <w:tcPr>
+            <w:tcW w:w="2400" w:type="dxa"/>
+          </w:tcPr>
+          <w:p>
+            <w:r>
+              <w:t>Цена должна подняться примерно до 2.25 USDC или должен включиться soft jackpot cap</w:t>
             </w:r>
           </w:p>
         </w:tc>
@@ -4011,17 +4167,17 @@
           </w:tcPr>
           <w:p>
             <w:r>
-              <w:t>Кит покупает 100% комбинаций</w:t>
-            </w:r>
-          </w:p>
-        </w:tc>
-        <w:tc>
-          <w:tcPr>
-            <w:tcW w:w="2400" w:type="dxa"/>
-          </w:tcPr>
-          <w:p>
-            <w:r>
-              <w:t>Profit (прибыль) должен быть &lt;= 0 при безопасной цене</w:t>
+              <w:t>Джекпот 10 000 000 USDC</w:t>
+            </w:r>
+          </w:p>
+        </w:tc>
+        <w:tc>
+          <w:tcPr>
+            <w:tcW w:w="2400" w:type="dxa"/>
+          </w:tcPr>
+          <w:p>
+            <w:r>
+              <w:t>Тираж нельзя открывать по 1 USDC</w:t>
             </w:r>
           </w:p>
         </w:tc>
@@ -4033,17 +4189,17 @@
           </w:tcPr>
           <w:p>
             <w:r>
-              <w:t>Кит использует 100 кошельков</w:t>
-            </w:r>
-          </w:p>
-        </w:tc>
-        <w:tc>
-          <w:tcPr>
-            <w:tcW w:w="2400" w:type="dxa"/>
-          </w:tcPr>
-          <w:p>
-            <w:r>
-              <w:t>Система должна видеть концентрацию покрытия</w:t>
+              <w:t>Кит покупает 100% комбинаций</w:t>
+            </w:r>
+          </w:p>
+        </w:tc>
+        <w:tc>
+          <w:tcPr>
+            <w:tcW w:w="2400" w:type="dxa"/>
+          </w:tcPr>
+          <w:p>
+            <w:r>
+              <w:t>Profit (прибыль) должен быть &lt;= 0 при безопасной цене</w:t>
             </w:r>
           </w:p>
         </w:tc>
@@ -4055,6 +4211,28 @@
           </w:tcPr>
           <w:p>
             <w:r>
+              <w:t>Кит использует 100 кошельков</w:t>
+            </w:r>
+          </w:p>
+        </w:tc>
+        <w:tc>
+          <w:tcPr>
+            <w:tcW w:w="2400" w:type="dxa"/>
+          </w:tcPr>
+          <w:p>
+            <w:r>
+              <w:t>Система должна видеть концентрацию покрытия</w:t>
+            </w:r>
+          </w:p>
+        </w:tc>
+      </w:tr>
+      <w:tr>
+        <w:tc>
+          <w:tcPr>
+            <w:tcW w:w="2400" w:type="dxa"/>
+          </w:tcPr>
+          <w:p>
+            <w:r>
               <w:t>Цена выше 10 USDC</w:t>
             </w:r>
           </w:p>
@@ -4451,7 +4629,7 @@
         <w:pStyle w:val="Bullet"/>
       </w:pPr>
       <w:r>
-        <w:t xml:space="preserve">• базовая цена - 3 USDC;</w:t>
+        <w:t xml:space="preserve">• базовая цена - 1 USDC;</w:t>
       </w:r>
     </w:p>
     <w:p>
